--- a/testakten/erbrecht-digitaler-nachlass-passwortsafe-berlin/16a_postausgangsnachweis_2026-06.docx
+++ b/testakten/erbrecht-digitaler-nachlass-passwortsafe-berlin/16a_postausgangsnachweis_2026-06.docx
@@ -783,7 +783,7 @@
         <w:color w:val="5C6569"/>
         <w:sz w:val="14"/>
       </w:rPr>
-      <w:t>Telefon 030 88912-0 · Telefax 030 88912-19 · post@voll-herzberg.example</w:t>
+      <w:t>Telefon 030 88912-0 · Telefax 030 88912-19 · post@voll-herzberg.de</w:t>
     </w:r>
   </w:p>
   <w:p>
